--- a/CloudeComBook/DocTemplates/testament_registration.docx
+++ b/CloudeComBook/DocTemplates/testament_registration.docx
@@ -363,7 +363,7 @@
                     </wp:anchor>
                   </w:drawing>
                 </mc:Choice>
-                <mc:Fallback xmlns:w16sdtfl="http://schemas.microsoft.com/office/word/2024/wordml/sdtformatlock" xmlns:w16sdtdh="http://schemas.microsoft.com/office/word/2020/wordml/sdtdatahash" xmlns:w16du="http://schemas.microsoft.com/office/word/2023/wordml/word16du" xmlns:w16="http://schemas.microsoft.com/office/word/2018/wordml" xmlns:w16cid="http://schemas.microsoft.com/office/word/2016/wordml/cid" xmlns:w16cex="http://schemas.microsoft.com/office/word/2018/wordml/cex" xmlns:oel="http://schemas.microsoft.com/office/2019/extlst" xmlns:am3d="http://schemas.microsoft.com/office/drawing/2017/model3d" xmlns:aink="http://schemas.microsoft.com/office/drawing/2016/ink" xmlns:cx8="http://schemas.microsoft.com/office/drawing/2016/5/14/chartex" xmlns:cx7="http://schemas.microsoft.com/office/drawing/2016/5/13/chartex" xmlns:cx6="http://schemas.microsoft.com/office/drawing/2016/5/12/chartex" xmlns:cx5="http://schemas.microsoft.com/office/drawing/2016/5/11/chartex" xmlns:cx4="http://schemas.microsoft.com/office/drawing/2016/5/10/chartex" xmlns:cx3="http://schemas.microsoft.com/office/drawing/2016/5/9/chartex" xmlns:cx2="http://schemas.microsoft.com/office/drawing/2015/10/21/chartex">
+                <mc:Fallback xmlns:cx2="http://schemas.microsoft.com/office/drawing/2015/10/21/chartex" xmlns:cx3="http://schemas.microsoft.com/office/drawing/2016/5/9/chartex" xmlns:cx4="http://schemas.microsoft.com/office/drawing/2016/5/10/chartex" xmlns:cx5="http://schemas.microsoft.com/office/drawing/2016/5/11/chartex" xmlns:cx6="http://schemas.microsoft.com/office/drawing/2016/5/12/chartex" xmlns:cx7="http://schemas.microsoft.com/office/drawing/2016/5/13/chartex" xmlns:cx8="http://schemas.microsoft.com/office/drawing/2016/5/14/chartex" xmlns:aink="http://schemas.microsoft.com/office/drawing/2016/ink" xmlns:am3d="http://schemas.microsoft.com/office/drawing/2017/model3d" xmlns:oel="http://schemas.microsoft.com/office/2019/extlst" xmlns:w16cex="http://schemas.microsoft.com/office/word/2018/wordml/cex" xmlns:w16cid="http://schemas.microsoft.com/office/word/2016/wordml/cid" xmlns:w16="http://schemas.microsoft.com/office/word/2018/wordml" xmlns:w16du="http://schemas.microsoft.com/office/word/2023/wordml/word16du" xmlns:w16sdtdh="http://schemas.microsoft.com/office/word/2020/wordml/sdtdatahash" xmlns:w16sdtfl="http://schemas.microsoft.com/office/word/2024/wordml/sdtformatlock">
                   <w:pict>
                     <v:shapetype w14:anchorId="3508DAF7" id="_x0000_t202" coordsize="21600,21600" o:spt="202" path="m,l,21600r21600,l21600,xe">
                       <v:stroke joinstyle="miter"/>
@@ -2602,7 +2602,16 @@
                 <w:sz w:val="20"/>
                 <w:lang w:val="en-US"/>
               </w:rPr>
-              <w:t>Village</w:t>
+              <w:t>v</w:t>
+            </w:r>
+            <w:r>
+              <w:rPr>
+                <w:rFonts w:ascii="Times New Roman" w:hAnsi="Times New Roman"/>
+                <w:b/>
+                <w:sz w:val="20"/>
+                <w:lang w:val="en-US"/>
+              </w:rPr>
+              <w:t>illage</w:t>
             </w:r>
           </w:p>
         </w:tc>
@@ -2634,7 +2643,18 @@
                 <w:sz w:val="20"/>
                 <w:lang w:val="en-US"/>
               </w:rPr>
-              <w:t>Street</w:t>
+              <w:t>s</w:t>
+            </w:r>
+            <w:bookmarkStart w:id="0" w:name="_GoBack"/>
+            <w:bookmarkEnd w:id="0"/>
+            <w:r>
+              <w:rPr>
+                <w:rFonts w:ascii="Times New Roman" w:hAnsi="Times New Roman"/>
+                <w:b/>
+                <w:sz w:val="20"/>
+                <w:lang w:val="en-US"/>
+              </w:rPr>
+              <w:t>treet</w:t>
             </w:r>
           </w:p>
         </w:tc>
@@ -2917,7 +2937,7 @@
                     </wp:anchor>
                   </w:drawing>
                 </mc:Choice>
-                <mc:Fallback xmlns:w16sdtfl="http://schemas.microsoft.com/office/word/2024/wordml/sdtformatlock" xmlns:w16sdtdh="http://schemas.microsoft.com/office/word/2020/wordml/sdtdatahash" xmlns:w16du="http://schemas.microsoft.com/office/word/2023/wordml/word16du" xmlns:w16="http://schemas.microsoft.com/office/word/2018/wordml" xmlns:w16cid="http://schemas.microsoft.com/office/word/2016/wordml/cid" xmlns:w16cex="http://schemas.microsoft.com/office/word/2018/wordml/cex" xmlns:oel="http://schemas.microsoft.com/office/2019/extlst" xmlns:am3d="http://schemas.microsoft.com/office/drawing/2017/model3d" xmlns:aink="http://schemas.microsoft.com/office/drawing/2016/ink" xmlns:cx8="http://schemas.microsoft.com/office/drawing/2016/5/14/chartex" xmlns:cx7="http://schemas.microsoft.com/office/drawing/2016/5/13/chartex" xmlns:cx6="http://schemas.microsoft.com/office/drawing/2016/5/12/chartex" xmlns:cx5="http://schemas.microsoft.com/office/drawing/2016/5/11/chartex" xmlns:cx4="http://schemas.microsoft.com/office/drawing/2016/5/10/chartex" xmlns:cx3="http://schemas.microsoft.com/office/drawing/2016/5/9/chartex" xmlns:cx2="http://schemas.microsoft.com/office/drawing/2015/10/21/chartex">
+                <mc:Fallback xmlns:cx2="http://schemas.microsoft.com/office/drawing/2015/10/21/chartex" xmlns:cx3="http://schemas.microsoft.com/office/drawing/2016/5/9/chartex" xmlns:cx4="http://schemas.microsoft.com/office/drawing/2016/5/10/chartex" xmlns:cx5="http://schemas.microsoft.com/office/drawing/2016/5/11/chartex" xmlns:cx6="http://schemas.microsoft.com/office/drawing/2016/5/12/chartex" xmlns:cx7="http://schemas.microsoft.com/office/drawing/2016/5/13/chartex" xmlns:cx8="http://schemas.microsoft.com/office/drawing/2016/5/14/chartex" xmlns:aink="http://schemas.microsoft.com/office/drawing/2016/ink" xmlns:am3d="http://schemas.microsoft.com/office/drawing/2017/model3d" xmlns:oel="http://schemas.microsoft.com/office/2019/extlst" xmlns:w16cex="http://schemas.microsoft.com/office/word/2018/wordml/cex" xmlns:w16cid="http://schemas.microsoft.com/office/word/2016/wordml/cid" xmlns:w16="http://schemas.microsoft.com/office/word/2018/wordml" xmlns:w16du="http://schemas.microsoft.com/office/word/2023/wordml/word16du" xmlns:w16sdtdh="http://schemas.microsoft.com/office/word/2020/wordml/sdtdatahash" xmlns:w16sdtfl="http://schemas.microsoft.com/office/word/2024/wordml/sdtformatlock">
                   <w:pict>
                     <v:shape w14:anchorId="36CD9BE2" id="Text Box 3" o:spid="_x0000_s1027" type="#_x0000_t202" style="position:absolute;margin-left:-45pt;margin-top:23.5pt;width:38.8pt;height:131.85pt;z-index:251658240;visibility:visible;mso-wrap-style:square;mso-width-percent:0;mso-height-percent:0;mso-wrap-distance-left:9pt;mso-wrap-distance-top:0;mso-wrap-distance-right:9pt;mso-wrap-distance-bottom:0;mso-position-horizontal:absolute;mso-position-horizontal-relative:text;mso-position-vertical:absolute;mso-position-vertical-relative:text;mso-width-percent:0;mso-height-percent:0;mso-width-relative:page;mso-height-relative:page;v-text-anchor:top" o:gfxdata="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" stroked="f">
                       <v:textbox style="layout-flow:vertical;mso-layout-flow-alt:bottom-to-top">
@@ -5047,7 +5067,7 @@
               </wp:anchor>
             </w:drawing>
           </mc:Choice>
-          <mc:Fallback xmlns:w16sdtfl="http://schemas.microsoft.com/office/word/2024/wordml/sdtformatlock" xmlns:w16sdtdh="http://schemas.microsoft.com/office/word/2020/wordml/sdtdatahash" xmlns:w16du="http://schemas.microsoft.com/office/word/2023/wordml/word16du" xmlns:w16="http://schemas.microsoft.com/office/word/2018/wordml" xmlns:w16cid="http://schemas.microsoft.com/office/word/2016/wordml/cid" xmlns:w16cex="http://schemas.microsoft.com/office/word/2018/wordml/cex" xmlns:oel="http://schemas.microsoft.com/office/2019/extlst" xmlns:am3d="http://schemas.microsoft.com/office/drawing/2017/model3d" xmlns:aink="http://schemas.microsoft.com/office/drawing/2016/ink" xmlns:cx8="http://schemas.microsoft.com/office/drawing/2016/5/14/chartex" xmlns:cx7="http://schemas.microsoft.com/office/drawing/2016/5/13/chartex" xmlns:cx6="http://schemas.microsoft.com/office/drawing/2016/5/12/chartex" xmlns:cx5="http://schemas.microsoft.com/office/drawing/2016/5/11/chartex" xmlns:cx4="http://schemas.microsoft.com/office/drawing/2016/5/10/chartex" xmlns:cx3="http://schemas.microsoft.com/office/drawing/2016/5/9/chartex" xmlns:cx2="http://schemas.microsoft.com/office/drawing/2015/10/21/chartex">
+          <mc:Fallback xmlns:cx2="http://schemas.microsoft.com/office/drawing/2015/10/21/chartex" xmlns:cx3="http://schemas.microsoft.com/office/drawing/2016/5/9/chartex" xmlns:cx4="http://schemas.microsoft.com/office/drawing/2016/5/10/chartex" xmlns:cx5="http://schemas.microsoft.com/office/drawing/2016/5/11/chartex" xmlns:cx6="http://schemas.microsoft.com/office/drawing/2016/5/12/chartex" xmlns:cx7="http://schemas.microsoft.com/office/drawing/2016/5/13/chartex" xmlns:cx8="http://schemas.microsoft.com/office/drawing/2016/5/14/chartex" xmlns:aink="http://schemas.microsoft.com/office/drawing/2016/ink" xmlns:am3d="http://schemas.microsoft.com/office/drawing/2017/model3d" xmlns:oel="http://schemas.microsoft.com/office/2019/extlst" xmlns:w16cex="http://schemas.microsoft.com/office/word/2018/wordml/cex" xmlns:w16cid="http://schemas.microsoft.com/office/word/2016/wordml/cid" xmlns:w16="http://schemas.microsoft.com/office/word/2018/wordml" xmlns:w16du="http://schemas.microsoft.com/office/word/2023/wordml/word16du" xmlns:w16sdtdh="http://schemas.microsoft.com/office/word/2020/wordml/sdtdatahash" xmlns:w16sdtfl="http://schemas.microsoft.com/office/word/2024/wordml/sdtformatlock">
             <w:pict>
               <v:shape w14:anchorId="612E68DC" id="Text Box 4" o:spid="_x0000_s1028" type="#_x0000_t202" style="position:absolute;left:0;text-align:left;margin-left:-54pt;margin-top:5.05pt;width:45pt;height:199.75pt;z-index:251659264;visibility:visible;mso-wrap-style:square;mso-width-percent:0;mso-height-percent:0;mso-wrap-distance-left:9pt;mso-wrap-distance-top:0;mso-wrap-distance-right:9pt;mso-wrap-distance-bottom:0;mso-position-horizontal:absolute;mso-position-horizontal-relative:text;mso-position-vertical:absolute;mso-position-vertical-relative:text;mso-width-percent:0;mso-height-percent:0;mso-width-relative:page;mso-height-relative:page;v-text-anchor:top" o:gfxdata="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" stroked="f">
                 <v:textbox style="layout-flow:vertical;mso-layout-flow-alt:bottom-to-top">
@@ -6575,7 +6595,7 @@
                     </wp:anchor>
                   </w:drawing>
                 </mc:Choice>
-                <mc:Fallback xmlns:w16sdtfl="http://schemas.microsoft.com/office/word/2024/wordml/sdtformatlock" xmlns:w16sdtdh="http://schemas.microsoft.com/office/word/2020/wordml/sdtdatahash" xmlns:w16du="http://schemas.microsoft.com/office/word/2023/wordml/word16du" xmlns:w16="http://schemas.microsoft.com/office/word/2018/wordml" xmlns:w16cid="http://schemas.microsoft.com/office/word/2016/wordml/cid" xmlns:w16cex="http://schemas.microsoft.com/office/word/2018/wordml/cex" xmlns:oel="http://schemas.microsoft.com/office/2019/extlst" xmlns:am3d="http://schemas.microsoft.com/office/drawing/2017/model3d" xmlns:aink="http://schemas.microsoft.com/office/drawing/2016/ink" xmlns:cx8="http://schemas.microsoft.com/office/drawing/2016/5/14/chartex" xmlns:cx7="http://schemas.microsoft.com/office/drawing/2016/5/13/chartex" xmlns:cx6="http://schemas.microsoft.com/office/drawing/2016/5/12/chartex" xmlns:cx5="http://schemas.microsoft.com/office/drawing/2016/5/11/chartex" xmlns:cx4="http://schemas.microsoft.com/office/drawing/2016/5/10/chartex" xmlns:cx3="http://schemas.microsoft.com/office/drawing/2016/5/9/chartex" xmlns:cx2="http://schemas.microsoft.com/office/drawing/2015/10/21/chartex">
+                <mc:Fallback xmlns:cx2="http://schemas.microsoft.com/office/drawing/2015/10/21/chartex" xmlns:cx3="http://schemas.microsoft.com/office/drawing/2016/5/9/chartex" xmlns:cx4="http://schemas.microsoft.com/office/drawing/2016/5/10/chartex" xmlns:cx5="http://schemas.microsoft.com/office/drawing/2016/5/11/chartex" xmlns:cx6="http://schemas.microsoft.com/office/drawing/2016/5/12/chartex" xmlns:cx7="http://schemas.microsoft.com/office/drawing/2016/5/13/chartex" xmlns:cx8="http://schemas.microsoft.com/office/drawing/2016/5/14/chartex" xmlns:aink="http://schemas.microsoft.com/office/drawing/2016/ink" xmlns:am3d="http://schemas.microsoft.com/office/drawing/2017/model3d" xmlns:oel="http://schemas.microsoft.com/office/2019/extlst" xmlns:w16cex="http://schemas.microsoft.com/office/word/2018/wordml/cex" xmlns:w16cid="http://schemas.microsoft.com/office/word/2016/wordml/cid" xmlns:w16="http://schemas.microsoft.com/office/word/2018/wordml" xmlns:w16du="http://schemas.microsoft.com/office/word/2023/wordml/word16du" xmlns:w16sdtdh="http://schemas.microsoft.com/office/word/2020/wordml/sdtdatahash" xmlns:w16sdtfl="http://schemas.microsoft.com/office/word/2024/wordml/sdtformatlock">
                   <w:pict>
                     <v:shape w14:anchorId="73D2740E" id="Text Box 5" o:spid="_x0000_s1029" type="#_x0000_t202" style="position:absolute;left:0;text-align:left;margin-left:-49.9pt;margin-top:.1pt;width:33.65pt;height:283.5pt;z-index:251657216;visibility:visible;mso-wrap-style:square;mso-width-percent:0;mso-height-percent:0;mso-wrap-distance-left:9pt;mso-wrap-distance-top:0;mso-wrap-distance-right:9pt;mso-wrap-distance-bottom:0;mso-position-horizontal:absolute;mso-position-horizontal-relative:text;mso-position-vertical:absolute;mso-position-vertical-relative:text;mso-width-percent:0;mso-height-percent:0;mso-width-relative:page;mso-height-relative:page;v-text-anchor:top" o:gfxdata="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" stroked="f">
                       <v:textbox style="layout-flow:vertical;mso-layout-flow-alt:bottom-to-top">
@@ -11363,8 +11383,6 @@
               </w:rPr>
               <w:t>sutreet</w:t>
             </w:r>
-            <w:bookmarkStart w:id="0" w:name="_GoBack"/>
-            <w:bookmarkEnd w:id="0"/>
           </w:p>
         </w:tc>
         <w:tc>
@@ -12877,7 +12895,7 @@
         <w:sz w:val="24"/>
         <w:szCs w:val="24"/>
       </w:rPr>
-      <w:t>3</w:t>
+      <w:t>2</w:t>
     </w:r>
     <w:r>
       <w:rPr>
